--- a/Notes/Season 2/ep8.docx
+++ b/Notes/Season 2/ep8.docx
@@ -261,7 +261,12 @@
       </w:r>
       <w:proofErr w:type="gramEnd"/>
       <w:r>
-        <w:t xml:space="preserve">                   // Must be a string; type-cast attempts happen before validation.</w:t>
+        <w:t xml:space="preserve">                   // Must be a string</w:t>
+      </w:r>
+      <w:bookmarkStart w:id="0" w:name="_GoBack"/>
+      <w:bookmarkEnd w:id="0"/>
+      <w:r>
+        <w:t>; type-cast attempts happen before validation.</w:t>
       </w:r>
     </w:p>
     <w:p>
@@ -273,10 +278,16 @@
       <w:r>
         <w:t xml:space="preserve">    // required → validation: fails if the key is missing or value is null/undefined/empty string.</w:t>
       </w:r>
-    </w:p>
-    <w:p>
-      <w:r>
-        <w:t xml:space="preserve">    // Custom message 'Name is required' is used in </w:t>
+      <w:r>
+        <w:t xml:space="preserve"> </w:t>
+      </w:r>
+      <w:proofErr w:type="gramStart"/>
+      <w:r>
+        <w:t>Custom</w:t>
+      </w:r>
+      <w:proofErr w:type="gramEnd"/>
+      <w:r>
+        <w:t xml:space="preserve"> message 'Name is required' is used in </w:t>
       </w:r>
       <w:proofErr w:type="spellStart"/>
       <w:r>
@@ -7694,8 +7705,6 @@
       <w:pPr>
         <w:pStyle w:val="NormalWeb"/>
       </w:pPr>
-      <w:bookmarkStart w:id="0" w:name="_GoBack"/>
-      <w:bookmarkEnd w:id="0"/>
     </w:p>
     <w:p>
       <w:pPr>
